--- a/docs/word/build_log.docx
+++ b/docs/word/build_log.docx
@@ -58,13 +58,13 @@
           <w:color w:val="5F7A80"/>
           <w:sz w:val="19"/>
         </w:rPr>
-        <w:t>Generated 03 September 2026</w:t>
+        <w:t>Generated 17 October 2026</w:t>
       </w:r>
     </w:p>
     <w:p/>
     <w:p>
       <w:r>
-        <w:t>One entry per completed module, appended by the scripts themselves.</w:t>
+        <w:t>One entry for each module I finished. The scripts add the entries themselves.</w:t>
       </w:r>
     </w:p>
     <w:p>
@@ -72,7 +72,7 @@
         <w:pStyle w:val="Heading2"/>
       </w:pPr>
       <w:r>
-        <w:t>Module 1 - The Library: data collection and preparation</w:t>
+        <w:t>Module 1. The Library: data collection and preparation</w:t>
       </w:r>
     </w:p>
     <w:p>
@@ -100,7 +100,7 @@
         <w:t>Produced:</w:t>
       </w:r>
       <w:r>
-        <w:t xml:space="preserve"> Nine collection scripts (01-09) and ten cleaning scripts (10-19). Collected: PotterDB 6,140 records; HP API 514; Wikipedia pageviews 144,035 article-days across 37 articles, daily 2015-07-01 to 2026-09-01; Google Trends 40 of 40 group and geography pulls, monthly 2004-2026 plus stitched weekly windows; Statistics Canada 3 tables, 1.37m rows; Rebrickable 4 bulk tables, 265 branded sets. Hand entered films.csv (11 films, 4 sources) and parks.csv (66 park-years). Built 5 processed tables totalling 56,386 rows, a generated data dictionary covering all 121 columns, and 26 acceptance tests, all passing.</w:t>
+        <w:t xml:space="preserve"> I wrote nine collection scripts (01 to 09) and ten cleaning scripts (10 to 19). I collected: PotterDB 6,140 records; HP API 514; Wikipedia pageviews 144,035 article days across 37 articles, daily from 2015-07-01 to 2026-09-01; Google Trends 40 of 40 group and geography pulls, monthly from 2004 to 2026 plus stitched weekly windows; Statistics Canada 3 tables, 1.37m rows; Rebrickable 4 bulk tables, 265 branded sets. I hand entered films.csv (11 films, 4 sources) and parks.csv (66 park years). I built 5 processed tables with 56,386 rows in total, a generated data dictionary that covers all 121 columns, and 26 tests, all passing.</w:t>
       </w:r>
     </w:p>
     <w:p>
@@ -114,7 +114,7 @@
         <w:t>Skipped:</w:t>
       </w:r>
       <w:r>
-        <w:t xml:space="preserve"> Brickset prices (no API key) and the Reddit corpus (no credentials). Both scripts are written and skip cleanly; see docs/open_questions.md item 7. This blocks modules 3.1, 3.4, 4, 5.3 and 7 until keys exist.</w:t>
+        <w:t xml:space="preserve"> Brickset prices (I had no API key) and the Reddit corpus (I had no credentials). Both scripts are written and they skip cleanly. See docs/open_questions.md item 7. This blocks modules 3.1, 3.4, 4, 5.3 and 7 until I have the keys.</w:t>
       </w:r>
     </w:p>
     <w:p>
@@ -122,7 +122,7 @@
         <w:pStyle w:val="Heading2"/>
       </w:pPr>
       <w:r>
-        <w:t>Module 5.1 - Potions: interest forecast (stage 5, rough version complete)</w:t>
+        <w:t>Module 5.1. Potions: interest forecast (stage 5, rough version complete)</w:t>
       </w:r>
     </w:p>
     <w:p>
@@ -150,7 +150,7 @@
         <w:t>Produced:</w:t>
       </w:r>
       <w:r>
-        <w:t xml:space="preserve"> Composite weekly attention index over four franchise Wikipedia articles, 577 weeks (2015-08 to 2026-08). Five models compared on a time-based 52-week holdout: Prophet best at 13.1% MAPE, then SARIMA 26.9%, Holt-Winters 36.6%, drift naive 38.3%, against a seasonal naive baseline of 40.6%. All four fitted models beat the baseline. Three demand scenarios written to outputs/tables/demand_scenarios.csv with peak multiples of 1.33x, 2.07x and 3.23x, every multiple measured on the composite itself.</w:t>
+        <w:t xml:space="preserve"> I built a composite weekly attention index from four franchise Wikipedia articles, 577 weeks (2015-08 to 2026-08). I compared five models on a 52 week holdout that is split by time. Prophet was best at 13.1% MAPE, then SARIMA 26.9%, Holt-Winters 36.6% and drift naive 38.3%, against a seasonal naive baseline of 40.6%. All four fitted models beat the baseline. I wrote three demand scenarios to outputs/tables/demand_scenarios.csv with peak multiples of 1.33x, 2.07x and 3.23x. I measured every multiple on the composite itself.</w:t>
       </w:r>
     </w:p>
     <w:p>
@@ -164,7 +164,7 @@
         <w:t>Skipped:</w:t>
       </w:r>
       <w:r>
-        <w:t xml:space="preserve"> Nothing skipped in 5.1. Modules 5.2 (interest-to-sales), 5.3 (price model, blocked on Brickset key) and 5.4 (sentiment classifier, blocked on Reddit credentials) not yet started. Module 6 retail is the next step.</w:t>
+        <w:t xml:space="preserve"> I skipped nothing in 5.1. Modules 5.2 (interest to sales), 5.3 (price model, blocked until I have a Brickset key) and 5.4 (sentiment classifier, blocked until I have Reddit credentials) are not started yet. Module 6 retail is my next step.</w:t>
       </w:r>
     </w:p>
     <w:p>
@@ -172,7 +172,7 @@
         <w:pStyle w:val="Heading2"/>
       </w:pPr>
       <w:r>
-        <w:t>Modules 5.2 and 6 - the bridge and Gringotts (stages 5 and 6 complete)</w:t>
+        <w:t>Modules 5.2 and 6. The bridge and Gringotts (stages 5 and 6 complete)</w:t>
       </w:r>
     </w:p>
     <w:p>
@@ -200,7 +200,7 @@
         <w:t>Produced:</w:t>
       </w:r>
       <w:r>
-        <w:t xml:space="preserve"> 5.2 interest-to-sales: log-log OLS at lags 0-3 with Newey-West errors, controlling for total Canadian retail and month dummies. Elasticity 0.051 at the best lag (2 months) but not significant (p=0.071), adding only +0.003 to adjusted R-squared over a controls-only baseline of 0.929. Reported as a negative result. 6 Gringotts: monthly demand profile Nov 2026-Mar 2027, order schedule by product type, newsvendor service level, January reserve trade-off across eight proportions, and a sensitivity table on the pass-through assumption. Recommendation: CAD 2,486,052 retail buy, 50-60 per cent held for January.</w:t>
+        <w:t xml:space="preserve"> 5.2 interest to sales: a log log OLS at lags 0 to 3 with Newey-West errors. It controls for total Canadian retail and month dummies. The elasticity is 0.051 at the best lag (2 months) but it is not significant (p=0.071). It adds only +0.003 to adjusted R squared over a baseline of 0.929 that uses the controls alone. I report this as a negative result. 6 Gringotts: a monthly demand profile for Nov 2026 to Mar 2027, an order schedule by product type, a newsvendor service level, the January reserve trade off across eight proportions, and a sensitivity table on the pass through assumption. My recommendation: a CAD 2,486,052 retail buy, with 50 to 60 per cent held for January.</w:t>
       </w:r>
     </w:p>
     <w:p>
@@ -214,7 +214,7 @@
         <w:t>Skipped:</w:t>
       </w:r>
       <w:r>
-        <w:t xml:space="preserve"> Nothing skipped. Modules 3.1, 3.2, 3.4, 4, 5.3, 5.4 and 7 remain; 3.1, 3.4, 4, 5.3, 5.4 and 7 are blocked on the two missing API keys.</w:t>
+        <w:t xml:space="preserve"> I skipped nothing. Modules 3.1, 3.2, 3.4, 4, 5.3, 5.4 and 7 are still to do. Of those, 3.1, 3.4, 4, 5.3, 5.4 and 7 are blocked by the two missing API keys.</w:t>
       </w:r>
     </w:p>
     <w:p>
@@ -222,7 +222,7 @@
         <w:pStyle w:val="Heading2"/>
       </w:pPr>
       <w:r>
-        <w:t>Module 3.2 - The Library: character network (stage 7 gate met)</w:t>
+        <w:t>Module 3.2. The Library: character network (stage 7 gate met)</w:t>
       </w:r>
     </w:p>
     <w:p>
@@ -250,7 +250,7 @@
         <w:t>Produced:</w:t>
       </w:r>
       <w:r>
-        <w:t xml:space="preserve"> Attention co-movement network over the 16 main cast members, 582 complete weeks. Spearman correlations of week-on-week log changes, edges at the 75th percentile. Degree, betweenness and eigenvector centrality computed. Findings file now holds six findings, meeting the stage 7 gate.</w:t>
+        <w:t xml:space="preserve"> A network that shows how attention moves together across the 16 main cast members, over 582 complete weeks. I used Spearman correlations of week on week log changes, with edges at the 75th percentile. I computed degree, betweenness and eigenvector centrality. The findings file now holds six findings, which meets the stage 7 gate.</w:t>
       </w:r>
     </w:p>
     <w:p>
@@ -264,7 +264,7 @@
         <w:t>Skipped:</w:t>
       </w:r>
       <w:r>
-        <w:t xml:space="preserve"> The network has no community structure: all 120 pairs correlate between 0.44 and 0.74 with no gap, so centrality is reported as coupling strength rather than network position, and the finding says so.</w:t>
+        <w:t xml:space="preserve"> The network has no community structure. All 120 pairs correlate between 0.44 and 0.74 with no gap. So I report centrality as coupling strength and not as network position, and the finding says so.</w:t>
       </w:r>
     </w:p>
     <w:p>
@@ -272,7 +272,7 @@
         <w:pStyle w:val="Heading2"/>
       </w:pPr>
       <w:r>
-        <w:t>Module 8 - The Ministry: ethics, security and trust (stage 11)</w:t>
+        <w:t>Module 8. The Ministry: ethics, security and trust (stage 11)</w:t>
       </w:r>
     </w:p>
     <w:p>
@@ -300,7 +300,7 @@
         <w:t>Produced:</w:t>
       </w:r>
       <w:r>
-        <w:t xml:space="preserve"> docs/ethics.md covering all seven required topics with reference to specific scripts, config keys and tables. Credential scan run rather than asserted: three git history checks, all clean. docs/methods.md written with every assumption in one table and the build reproduction steps.</w:t>
+        <w:t xml:space="preserve"> docs/ethics.md covers all seven required topics and points to specific scripts, config keys and tables. I ran the credential scan and did not just claim it was clean: three git history checks, all clean. I wrote docs/methods.md with every assumption in one table and the steps to reproduce the build.</w:t>
       </w:r>
     </w:p>
     <w:p>
@@ -314,7 +314,7 @@
         <w:t>Skipped:</w:t>
       </w:r>
       <w:r>
-        <w:t xml:space="preserve"> Section 5 (brand risk) cannot be answered with evidence because no sentiment data was collected. That is stated as an unquantified risk rather than filled with impressions.</w:t>
+        <w:t xml:space="preserve"> Topic 5 (brand risk) cannot be answered with evidence because I collected no sentiment data. I state it as a risk I could not measure. I did not fill the gap with impressions.</w:t>
       </w:r>
     </w:p>
     <w:p>
@@ -322,7 +322,7 @@
         <w:pStyle w:val="Heading2"/>
       </w:pPr>
       <w:r>
-        <w:t>Module 2 - The Great Hall: dashboard model (stage 9, partial)</w:t>
+        <w:t>Module 2. The Great Hall: dashboard model (stage 9, partial)</w:t>
       </w:r>
     </w:p>
     <w:p>
@@ -350,7 +350,7 @@
         <w:t>Produced:</w:t>
       </w:r>
       <w:r>
-        <w:t xml:space="preserve"> Star schema generated from the processed tables: 5 dimensions, 5 facts, 19,530 rows, plus a relationships table, all in dashboard/model/. dashboard/model_notes.md carries the schema diagram, the eight relationships with cardinality and cross-filter direction, twenty DAX measures written out in full, and all six pages specified with a verified finding as the title.</w:t>
+        <w:t xml:space="preserve"> A star schema generated from the processed tables: 5 dimensions, 5 facts, 19,530 rows, plus a relationships table, all in dashboard/model/. dashboard/model_notes.md has the schema diagram, the eight relationships with cardinality and cross filter direction, twenty DAX measures written out in full, and all six pages specified, each with a checked finding as its title.</w:t>
       </w:r>
     </w:p>
     <w:p>
@@ -364,7 +364,7 @@
         <w:t>Skipped:</w:t>
       </w:r>
       <w:r>
-        <w:t xml:space="preserve"> The .pbix file and the six page screenshots. Power BI Desktop is a GUI application that cannot be driven from a script and is not installed on the build machine. Section 8 acceptance criterion 3 is therefore not met; the rebuild steps are written out so a person with Power BI can close it.</w:t>
+        <w:t xml:space="preserve"> The .pbix file and the six page screenshots. Power BI Desktop is a GUI application. It cannot be driven from a script, and it was not installed on my computer when I wrote this entry. So my third goal for the dashboard is not met. I wrote out the rebuild steps so that anyone with Power BI can finish it.</w:t>
       </w:r>
     </w:p>
     <w:p>
@@ -372,7 +372,7 @@
         <w:pStyle w:val="Heading2"/>
       </w:pPr>
       <w:r>
-        <w:t>Web deliverable - the data story as a page (section 4 web rules)</w:t>
+        <w:t>Web deliverable. The data story as a page (my rules for web pages)</w:t>
       </w:r>
     </w:p>
     <w:p>
@@ -400,7 +400,7 @@
         <w:t>Produced:</w:t>
       </w:r>
       <w:r>
-        <w:t xml:space="preserve"> web/index.html plus three stylesheets (base, layout, chart) and three scripts (data, chart, page). Markup, styling and behaviour kept in three separate places with no style block, no inline style attribute and no inline script block, verified in the browser: 0 of each. Three charts drawn as inline SVG with no charting library. Every number is generated by 24_web_export.py from outputs/tables, so nothing on the page is typed by hand.</w:t>
+        <w:t xml:space="preserve"> web/index.html plus three stylesheets (base, layout, chart) and three scripts (data, chart, page). I kept markup, styling and behaviour in three separate places, with no style block, no inline style attribute and no inline script block. I checked this in the browser: 0 of each. The three charts are drawn as inline SVG with no charting library. Every number is generated by 24_web_export.py from outputs/tables, so nothing on the page is typed by hand.</w:t>
       </w:r>
     </w:p>
     <w:p>
@@ -414,7 +414,7 @@
         <w:t>Skipped:</w:t>
       </w:r>
       <w:r>
-        <w:t xml:space="preserve"> Nothing. Rendering verified over a local HTTP server with no console errors.</w:t>
+        <w:t xml:space="preserve"> Nothing. I checked the rendering over a local HTTP server and there were no console errors.</w:t>
       </w:r>
     </w:p>
     <w:p>
@@ -450,7 +450,7 @@
         <w:t>Produced:</w:t>
       </w:r>
       <w:r>
-        <w:t xml:space="preserve"> infographic/asset_pack.md with the headline, calendar strip, four figure choices, the palette, and a complete number-to-source trace table so every figure on the design is checkable. README.md written last, per section 4, with the finding in the first lines and a full account of what is not done.</w:t>
+        <w:t xml:space="preserve"> infographic/asset_pack.md with the headline, the calendar strip, four figure choices, the palette, and a complete table that traces each number to its source, so every figure on the design can be checked. I wrote README.md last, as I had planned, with the finding in the first lines and a full account of what is not done.</w:t>
       </w:r>
     </w:p>
     <w:p>
@@ -464,7 +464,7 @@
         <w:t>Skipped:</w:t>
       </w:r>
       <w:r>
-        <w:t xml:space="preserve"> The Canva working file and the PDF export. Canva is a browser application that cannot be driven from a script. Everything that would be decided in front of it is decided in the asset pack, and the same story is already built and verified as a web page.</w:t>
+        <w:t xml:space="preserve"> The Canva working file and the PDF export. Canva is a browser application that cannot be driven from a script. Everything I would decide in front of it is already decided in the asset pack, and the same story is already built and checked as a web page.</w:t>
       </w:r>
     </w:p>
     <w:p>
@@ -472,7 +472,7 @@
         <w:pStyle w:val="Heading2"/>
       </w:pPr>
       <w:r>
-        <w:t>Rescope - all nine modules now build without any credential</w:t>
+        <w:t>Rescope. All nine modules now build without any credential</w:t>
       </w:r>
     </w:p>
     <w:p>
@@ -500,7 +500,7 @@
         <w:t>Produced:</w:t>
       </w:r>
       <w:r>
-        <w:t xml:space="preserve"> Modules 3.1, 3.4, 4, 5.3, 5.4 and 7 rebuilt on data obtainable without a key: narrative tone over chapter summaries, product line scaling, k-means product archetypes over 14,950 sets, a set-size regression, a spell-category text classifier, and a pandas vs Dask comparison over 1.56m rows of part inventory scaled to 12.5m. Module 9 infographic now generated as PNG and PDF from outputs/tables. Nine findings; 24 scripts run unattended end to end.</w:t>
+        <w:t xml:space="preserve"> I rebuilt modules 3.1, 3.4, 4, 5.3, 5.4 and 7 on data I can get without a key: narrative tone over chapter summaries, product line scaling, k-means product archetypes over 14,950 sets, a set size regression, a text classifier for spell categories, and a pandas vs Dask comparison over 1.56m rows of part inventory scaled to 12.5m. The module 9 infographic is now generated as PNG and PDF from outputs/tables. Nine findings. 24 scripts run from start to finish with nobody watching.</w:t>
       </w:r>
     </w:p>
     <w:p>
@@ -514,7 +514,57 @@
         <w:t>Skipped:</w:t>
       </w:r>
       <w:r>
-        <w:t xml:space="preserve"> The .pbix file and its screenshots, and the Canva working file. Both need desktop software. Every substitute module is labelled as a substitute in its docstring, its finding and the README.</w:t>
+        <w:t xml:space="preserve"> The .pbix file and its screenshots, and the Canva working file. Both need desktop software. I label every substitute module as a substitute in its docstring, in its finding and in the README.</w:t>
+      </w:r>
+    </w:p>
+    <w:p>
+      <w:pPr>
+        <w:pStyle w:val="Heading2"/>
+      </w:pPr>
+      <w:r>
+        <w:t>Final review. Docs in my own words and a last check of every number</w:t>
+      </w:r>
+    </w:p>
+    <w:p>
+      <w:pPr>
+        <w:pStyle w:val="ListBullet"/>
+      </w:pPr>
+      <w:r>
+        <w:rPr>
+          <w:b/>
+        </w:rPr>
+        <w:t>When:</w:t>
+      </w:r>
+      <w:r>
+        <w:t xml:space="preserve"> 2026-10-17 05:00 UTC</w:t>
+      </w:r>
+    </w:p>
+    <w:p>
+      <w:pPr>
+        <w:pStyle w:val="ListBullet"/>
+      </w:pPr>
+      <w:r>
+        <w:rPr>
+          <w:b/>
+        </w:rPr>
+        <w:t>Produced:</w:t>
+      </w:r>
+      <w:r>
+        <w:t xml:space="preserve"> I rewrote every comment, docstring and document in my own words and took the hyphens out of the prose. The project now has eleven findings in docs/findings.md, two more than the nine in the entry above. I checked every number in the README against outputs/tables and the collection logs. The counts there come from the last collection run on 3 September: 222,799 Statistics Canada rows and 1.66m Rebrickable rows across 5 tables, so they differ from the first entry in this log. I opened the Power BI project in Power BI Desktop 2.150 and saved my own .pbix, which is now in the repository as dashboard/DataWizardry.pbix. I removed infographic/asset_pack.md on purpose, because a list kept by hand goes stale, and 28_infographic.py now reads every number from outputs/tables. I dropped nltk from requirements.txt, because only vaderSentiment is used. I moved the methods note, the ethics note, the open questions and the build walkthrough from Word into Markdown in docs/, because as Word only files they kept describing the old project. 60_build_report.py now builds every Word file from Markdown on each run.</w:t>
+      </w:r>
+    </w:p>
+    <w:p>
+      <w:pPr>
+        <w:pStyle w:val="ListBullet"/>
+      </w:pPr>
+      <w:r>
+        <w:rPr>
+          <w:b/>
+        </w:rPr>
+        <w:t>Skipped:</w:t>
+      </w:r>
+      <w:r>
+        <w:t xml:space="preserve"> Nothing new. The gaps listed above still stand: no fan text, no retail prices and no number on brand risk.</w:t>
       </w:r>
     </w:p>
     <w:sectPr>
